--- a/server/templates/dcb.docx
+++ b/server/templates/dcb.docx
@@ -64,6 +64,7 @@
             <w:right w:w="108" w:type="dxa"/>
           </w:tblCellMar>
         </w:tblPrEx>
+        <w:trPr/>
         <w:tc>
           <w:tcPr>
             <w:tcW w:w="2126" w:type="dxa"/>
@@ -176,6 +177,7 @@
             <w:right w:w="108" w:type="dxa"/>
           </w:tblCellMar>
         </w:tblPrEx>
+        <w:trPr/>
         <w:tc>
           <w:tcPr>
             <w:tcW w:w="2126" w:type="dxa"/>
@@ -288,6 +290,7 @@
             <w:right w:w="108" w:type="dxa"/>
           </w:tblCellMar>
         </w:tblPrEx>
+        <w:trPr/>
         <w:tc>
           <w:tcPr>
             <w:tcW w:w="2126" w:type="dxa"/>
@@ -400,6 +403,7 @@
             <w:right w:w="108" w:type="dxa"/>
           </w:tblCellMar>
         </w:tblPrEx>
+        <w:trPr/>
         <w:tc>
           <w:tcPr>
             <w:tcW w:w="2126" w:type="dxa"/>
@@ -663,6 +667,7 @@
             <w:right w:w="108" w:type="dxa"/>
           </w:tblCellMar>
         </w:tblPrEx>
+        <w:trPr/>
         <w:tc>
           <w:tcPr>
             <w:tcW w:w="675" w:type="dxa"/>
@@ -752,6 +757,7 @@
             <w:right w:w="108" w:type="dxa"/>
           </w:tblCellMar>
         </w:tblPrEx>
+        <w:trPr/>
         <w:tc>
           <w:tcPr>
             <w:tcW w:w="675" w:type="dxa"/>
@@ -11734,32 +11740,8 @@
             <w:tcW w:w="5267" w:type="dxa"/>
           </w:tcPr>
           <w:p>
-            <w:pPr>
-              <w:rPr>
-                <w:rFonts w:hint="default" w:ascii="Calibri" w:hAnsi="Calibri" w:eastAsia="SimSun" w:cs="Calibri"/>
-                <w:sz w:val="24"/>
-                <w:szCs w:val="24"/>
-              </w:rPr>
-            </w:pPr>
-            <w:r>
-              <w:t>{{item.before_image}}</w:t>
-            </w:r>
-          </w:p>
-          <w:p>
-            <w:pPr>
-              <w:rPr>
-                <w:rFonts w:hint="default" w:ascii="Calibri" w:hAnsi="Calibri" w:eastAsia="SimSun" w:cs="Calibri"/>
-                <w:sz w:val="24"/>
-                <w:szCs w:val="24"/>
-              </w:rPr>
-            </w:pPr>
-            <w:r>
-              <w:rPr>
-                <w:rFonts w:hint="default" w:ascii="Calibri" w:hAnsi="Calibri" w:eastAsia="SimSun" w:cs="Calibri"/>
-                <w:sz w:val="24"/>
-                <w:szCs w:val="24"/>
-              </w:rPr>
-              <w:t>{{item.after_image}}</w:t>
+            <w:r>
+              <w:t>{% for img in item.images %}{{img}} {% endfor %}</w:t>
             </w:r>
           </w:p>
         </w:tc>
@@ -21156,6 +21138,7 @@
             <w:insideV w:val="single" w:color="000000" w:themeColor="text1" w:sz="4" w:space="0"/>
           </w:tblBorders>
         </w:tblPrEx>
+        <w:trPr/>
         <w:tc>
           <w:tcPr>
             <w:tcW w:w="4758" w:type="dxa"/>
@@ -21213,6 +21196,7 @@
             <w:right w:w="108" w:type="dxa"/>
           </w:tblCellMar>
         </w:tblPrEx>
+        <w:trPr/>
         <w:tc>
           <w:tcPr>
             <w:tcW w:w="4758" w:type="dxa"/>
